--- a/assets/documents/evidence-set-1.docx
+++ b/assets/documents/evidence-set-1.docx
@@ -67,7 +67,7 @@
     </w:p>
     <w:p>
       <w:r>
-        <w:t>I interpreted the observations using Vygotsky's concept of the Zone of Proximal Development, which I discussed in TPA2. The child's independent counting provided a starting point; guided modelling and concrete representations were proposed to support understanding beyond what he demonstrated independently. Counters, blocks and fingers could make combinations such as four and one or three and two visible. Short, achievable tasks and gradually reduced assistance were intended to support attention and independence. This connects theory to a particular teaching decision rather than assuming that the same activity suits every five-year-old.</w:t>
+        <w:t>I interpreted the observations using Vygotsky's concept of the Zone of Proximal Development, which I discussed in TPA2 (Vygotsky, 1978). The child's independent counting provided a starting point; guided modelling and concrete representations were proposed to support understanding beyond what he demonstrated independently. Counters, blocks and fingers could make combinations such as four and one or three and two visible. Short, achievable tasks and gradually reduced assistance were intended to support attention and independence. This connects theory to a particular teaching decision rather than assuming that the same activity suits every five-year-old.</w:t>
       </w:r>
     </w:p>
     <w:p>
@@ -106,7 +106,7 @@
     </w:p>
     <w:p>
       <w:r>
-        <w:t>APST 1.2 is addressed through the connection between a research-informed understanding of learning, observation of a child's current understanding and the implications for teaching. The selected TPA2 excerpts make that reasoning visible.</w:t>
+        <w:t>APST 1.2 is addressed through the connection between a research-informed understanding of learning, observation of a child's current understanding and the implications for teaching. The selected TPA2 excerpts make that reasoning visible (Australian Institute for Teaching and School Leadership [AITSL], 2011).</w:t>
       </w:r>
     </w:p>
     <w:p>
@@ -132,7 +132,7 @@
     </w:p>
     <w:p>
       <w:r>
-        <w:t>TPA3 presents a Reception measurement unit aligned with AC9MFM01. The selected consecutive lessons progress from identifying measurable attributes and developing vocabulary to comparing mass through hefting and balance scales. The class included EAL learners and children receiving additional support, so access to mathematical language and practical demonstrations informed planning.</w:t>
+        <w:t>TPA3 presents a Reception measurement unit aligned with AC9MFM01 (Australian Curriculum, Assessment and Reporting Authority [ACARA], n.d.). The selected consecutive lessons progress from identifying measurable attributes and developing vocabulary to comparing mass through hefting and balance scales. The class included EAL learners and children receiving additional support, so access to mathematical language and practical demonstrations informed planning.</w:t>
       </w:r>
     </w:p>
     <w:p>
@@ -145,7 +145,7 @@
     </w:p>
     <w:p>
       <w:r>
-        <w:t>I connected curriculum expectations with learning intentions, success criteria, teaching activities and assessment opportunities. Teacher modelling made comparison procedures visible; sentence stems supported explanations of heavier and lighter; partner investigations provided opportunities to apply the concept. Visual supports, repetition and guided questioning supported participation, while ordering several objects and justifying comparisons provided extension. Observation, questioning and a practical checklist were planned to reveal whether children could compare mass and communicate their reasoning. My preschool Balance and Body Control unit provides a further curriculum example linked to EYLF Outcome 3. Three sessions progress from static balance and simple pathways to narrower surfaces, larger gaps and a combined Sandpit Is Lava course. Observation and children’s demonstrations inform the next level of challenge, while different pathway options support varied confidence and movement skills.</w:t>
+        <w:t>I connected curriculum expectations with learning intentions, success criteria, teaching activities and assessment opportunities. Teacher modelling made comparison procedures visible; sentence stems supported explanations of heavier and lighter; partner investigations provided opportunities to apply the concept. Visual supports, repetition and guided questioning supported participation, while ordering several objects and justifying comparisons provided extension. Observation, questioning and a practical checklist were planned to reveal whether children could compare mass and communicate their reasoning. My preschool Balance and Body Control unit provides a further curriculum example linked to EYLF Outcome 3 (Australian Government Department of Education, 2022). Three sessions progress from static balance and simple pathways to narrower surfaces, larger gaps and a combined Sandpit Is Lava course. Observation and children’s demonstrations inform the next level of challenge, while different pathway options support varied confidence and movement skills.</w:t>
       </w:r>
     </w:p>
     <w:tbl>
@@ -292,40 +292,7 @@
         <w:keepNext/>
         <w:jc w:val="center"/>
       </w:pPr>
-      <w:r>
-        <w:drawing>
-          <wp:inline xmlns:a="http://schemas.openxmlformats.org/drawingml/2006/main" xmlns:pic="http://schemas.openxmlformats.org/drawingml/2006/picture">
-            <wp:extent cx="2377440" cy="3160597"/>
-            <wp:docPr id="3" name="Picture 3"/>
-            <wp:cNvGraphicFramePr>
-              <a:graphicFrameLocks noChangeAspect="1"/>
-            </wp:cNvGraphicFramePr>
-            <a:graphic>
-              <a:graphicData uri="http://schemas.openxmlformats.org/drawingml/2006/picture">
-                <pic:pic>
-                  <pic:nvPicPr>
-                    <pic:cNvPr id="0" name="childrenUsingScaleAssesmentSheet.jpg"/>
-                    <pic:cNvPicPr/>
-                  </pic:nvPicPr>
-                  <pic:blipFill>
-                    <a:blip r:embed="rId12"/>
-                    <a:stretch>
-                      <a:fillRect/>
-                    </a:stretch>
-                  </pic:blipFill>
-                  <pic:spPr>
-                    <a:xfrm>
-                      <a:off x="0" y="0"/>
-                      <a:ext cx="2377440" cy="3160597"/>
-                    </a:xfrm>
-                    <a:prstGeom prst="rect"/>
-                  </pic:spPr>
-                </pic:pic>
-              </a:graphicData>
-            </a:graphic>
-          </wp:inline>
-        </w:drawing>
-      </w:r>
+      <w:r/>
     </w:p>
     <w:p>
       <w:pPr>
@@ -360,13 +327,11 @@
     </w:p>
     <w:p>
       <w:r>
-        <w:t>APST 2.3 is addressed through linked curriculum, sequence, assessment and reporting decisions. The PE unit extends this evidence to a preschool framework and observation-informed planning.</w:t>
+        <w:t>APST 2.3 is addressed through linked curriculum, sequence, assessment and reporting decisions. The PE unit extends this evidence to a preschool framework and observation-informed planning (AITSL, 2011).</w:t>
       </w:r>
     </w:p>
     <w:p>
-      <w:r>
-        <w:br w:type="page"/>
-      </w:r>
+      <w:r/>
     </w:p>
     <w:p>
       <w:pPr>
@@ -544,9 +509,7 @@
       </w:r>
     </w:p>
     <w:p>
-      <w:r>
-        <w:br w:type="page"/>
-      </w:r>
+      <w:r/>
     </w:p>
     <w:p>
       <w:pPr>
@@ -5559,40 +5522,7 @@
         <w:keepNext/>
         <w:jc w:val="center"/>
       </w:pPr>
-      <w:r>
-        <w:drawing>
-          <wp:inline xmlns:a="http://schemas.openxmlformats.org/drawingml/2006/main" xmlns:pic="http://schemas.openxmlformats.org/drawingml/2006/picture">
-            <wp:extent cx="4206240" cy="3152399"/>
-            <wp:docPr id="4" name="Picture 4"/>
-            <wp:cNvGraphicFramePr>
-              <a:graphicFrameLocks noChangeAspect="1"/>
-            </wp:cNvGraphicFramePr>
-            <a:graphic>
-              <a:graphicData uri="http://schemas.openxmlformats.org/drawingml/2006/picture">
-                <pic:pic>
-                  <pic:nvPicPr>
-                    <pic:cNvPr id="0" name="mass-investigation-materials.jpeg"/>
-                    <pic:cNvPicPr/>
-                  </pic:nvPicPr>
-                  <pic:blipFill>
-                    <a:blip r:embed="rId13"/>
-                    <a:stretch>
-                      <a:fillRect/>
-                    </a:stretch>
-                  </pic:blipFill>
-                  <pic:spPr>
-                    <a:xfrm>
-                      <a:off x="0" y="0"/>
-                      <a:ext cx="4206240" cy="3152399"/>
-                    </a:xfrm>
-                    <a:prstGeom prst="rect"/>
-                  </pic:spPr>
-                </pic:pic>
-              </a:graphicData>
-            </a:graphic>
-          </wp:inline>
-        </w:drawing>
-      </w:r>
+      <w:r/>
     </w:p>
     <w:p>
       <w:pPr>
@@ -5917,6 +5847,34 @@
         <w:br/>
         <w:br/>
         <w:t>Assessment occurs throughout the three sessions through observation, questioning and children’s demonstrations. The educator can observe strategies such as slowing down, using arms for stability, changing foot placement or adjusting the size of a step. These observations are then used to plan the next level of challenge. For example, evidence from Session 1 can inform the equipment and difficulty offered in Session 2, while Session 2 observations can guide the different pathway options available in Sandpit Is Lava. This is consistent with assessment for learning, where information about what children know, understand and can do is used to inform ongoing pedagogy and planning (AGDE, 2022).  Short questions such as “What helped you stay balanced?” also encourage children to recognise and communicate their own movement strategies, linking with assessment as learning (AGDE, 2022).  By Session 3, the educator can observe how independently children select, adjust and combine these strategies within a continuous movement challenge.</w:t>
+      </w:r>
+    </w:p>
+    <w:p>
+      <w:pPr>
+        <w:pStyle w:val="Heading1"/>
+      </w:pPr>
+      <w:r>
+        <w:t>References</w:t>
+      </w:r>
+    </w:p>
+    <w:p>
+      <w:r>
+        <w:t>Australian Curriculum, Assessment and Reporting Authority. (n.d.). Australian Curriculum, Version 9.0. https://v9.australiancurriculum.edu.au/</w:t>
+      </w:r>
+    </w:p>
+    <w:p>
+      <w:r>
+        <w:t>Australian Government Department of Education. (2022). Belonging, being and becoming: The early years learning framework for Australia (V2.0).</w:t>
+      </w:r>
+    </w:p>
+    <w:p>
+      <w:r>
+        <w:t>Australian Institute for Teaching and School Leadership. (2011). Australian professional standards for teachers. https://www.aitsl.edu.au/standards</w:t>
+      </w:r>
+    </w:p>
+    <w:p>
+      <w:r>
+        <w:t>Vygotsky, L. S. (1978). Mind in society: The development of higher psychological processes. Harvard University Press.</w:t>
       </w:r>
     </w:p>
     <w:sectPr>
